--- a/themes/theme-1/tema_1_final_canonical.docx
+++ b/themes/theme-1/tema_1_final_canonical.docx
@@ -1286,130 +1286,7 @@
         <w:spacing w:after="20"/>
       </w:pPr>
       <w:r>
-        <w:rPr>
-          <w:rtl w:val="0"/>
-          <w:lang w:val="ru-RU"/>
-        </w:rPr>
-        <w:t>По этой причине изолированная цифра на весах не информативна сама по себе</w:t>
-      </w:r>
-      <w:r>
-        <w:rPr>
-          <w:rtl w:val="0"/>
-          <w:lang w:val="ru-RU"/>
-        </w:rPr>
-        <w:t xml:space="preserve">. </w:t>
-      </w:r>
-      <w:r>
-        <w:rPr>
-          <w:rtl w:val="0"/>
-          <w:lang w:val="ru-RU"/>
-        </w:rPr>
-        <w:t xml:space="preserve">Клиническое значение имеют исходный индекс массы тела </w:t>
-      </w:r>
-      <w:r>
-        <w:rPr>
-          <w:rtl w:val="0"/>
-          <w:lang w:val="ru-RU"/>
-        </w:rPr>
-        <w:t>(</w:t>
-      </w:r>
-      <w:r>
-        <w:rPr>
-          <w:rtl w:val="0"/>
-          <w:lang w:val="ru-RU"/>
-        </w:rPr>
-        <w:t>ИМТ</w:t>
-      </w:r>
-      <w:r>
-        <w:rPr>
-          <w:rtl w:val="0"/>
-          <w:lang w:val="ru-RU"/>
-        </w:rPr>
-        <w:t xml:space="preserve">) </w:t>
-      </w:r>
-      <w:r>
-        <w:rPr>
-          <w:rtl w:val="0"/>
-          <w:lang w:val="ru-RU"/>
-        </w:rPr>
-        <w:t>до зачатия</w:t>
-      </w:r>
-      <w:r>
-        <w:rPr>
-          <w:rtl w:val="0"/>
-          <w:lang w:val="ru-RU"/>
-        </w:rPr>
-        <w:t xml:space="preserve">, </w:t>
-      </w:r>
-      <w:r>
-        <w:rPr>
-          <w:rtl w:val="0"/>
-          <w:lang w:val="ru-RU"/>
-        </w:rPr>
-        <w:t>текущий гестационный срок и общая динамика набора веса</w:t>
-      </w:r>
-      <w:r>
-        <w:rPr>
-          <w:rtl w:val="0"/>
-          <w:lang w:val="ru-RU"/>
-        </w:rPr>
-        <w:t>.</w:t>
-      </w:r>
-      <w:r>
-        <w:rPr>
-          <w:rtl w:val="0"/>
-          <w:lang w:val="ru-RU"/>
-        </w:rPr>
-        <w:t xml:space="preserve"> </w:t>
-      </w:r>
-      <w:r>
-        <w:rPr>
-          <w:rtl w:val="0"/>
-          <w:lang w:val="ru-RU"/>
-        </w:rPr>
-        <w:t>Именно поэтому одна цифра на весах мало о чём говорит сама по себе</w:t>
-      </w:r>
-      <w:r>
-        <w:rPr>
-          <w:rtl w:val="0"/>
-          <w:lang w:val="en-US"/>
-        </w:rPr>
-        <w:t xml:space="preserve">. </w:t>
-      </w:r>
-      <w:r>
-        <w:rPr>
-          <w:rtl w:val="0"/>
-          <w:lang w:val="ru-RU"/>
-        </w:rPr>
-        <w:t>Для оценки прибавки имеет значение вес до беременности</w:t>
-      </w:r>
-      <w:r>
-        <w:rPr>
-          <w:rtl w:val="0"/>
-          <w:lang w:val="en-US"/>
-        </w:rPr>
-        <w:t xml:space="preserve">, </w:t>
-      </w:r>
-      <w:r>
-        <w:rPr>
-          <w:rtl w:val="0"/>
-          <w:lang w:val="en-US"/>
-        </w:rPr>
-        <w:t>срок и динамика</w:t>
-      </w:r>
-      <w:r>
-        <w:rPr>
-          <w:rtl w:val="0"/>
-          <w:lang w:val="ru-RU"/>
-        </w:rPr>
-        <w:t xml:space="preserve"> изменений</w:t>
-      </w:r>
-      <w:r>
-        <w:rPr>
-          <w:rtl w:val="0"/>
-          <w:lang w:val="en-US"/>
-        </w:rPr>
-        <w:t>.</w:t>
+        <w:t>По этой причине изолированная цифра на весах не информативна сама по себе. Для оценки прибавки имеют значение исходные масса тела и индекс массы тела (ИМТ) до зачатия, текущий гестационный срок и общая динамика набора веса.</w:t>
       </w:r>
     </w:p>
     <w:p>
@@ -7085,151 +6962,7 @@
         </w:rPr>
       </w:pPr>
       <w:r>
-        <w:rPr>
-          <w:rtl w:val="0"/>
-          <w:lang w:val="ru-RU"/>
-        </w:rPr>
-        <w:t>При выраженном токсикозе</w:t>
-      </w:r>
-      <w:r>
-        <w:rPr>
-          <w:rtl w:val="0"/>
-          <w:lang w:val="ru-RU"/>
-        </w:rPr>
-        <w:t xml:space="preserve">: </w:t>
-      </w:r>
-      <w:r>
-        <w:rPr>
-          <w:outline w:val="0"/>
-          <w:color w:val="99403d"/>
-          <w:rtl w:val="0"/>
-          <w:lang w:val="ru-RU"/>
-          <w14:textFill>
-            <w14:solidFill>
-              <w14:srgbClr w14:val="9A403E"/>
-            </w14:solidFill>
-          </w14:textFill>
-        </w:rPr>
-        <w:t xml:space="preserve">если </w:t>
-      </w:r>
-      <w:r>
-        <w:rPr>
-          <w:outline w:val="0"/>
-          <w:color w:val="99403d"/>
-          <w:rtl w:val="0"/>
-          <w:lang w:val="ru-RU"/>
-          <w14:textFill>
-            <w14:solidFill>
-              <w14:srgbClr w14:val="9A403E"/>
-            </w14:solidFill>
-          </w14:textFill>
-        </w:rPr>
-        <w:t>рвотные позывы</w:t>
-      </w:r>
-      <w:r>
-        <w:rPr>
-          <w:outline w:val="0"/>
-          <w:color w:val="99403d"/>
-          <w:rtl w:val="0"/>
-          <w:lang w:val="ru-RU"/>
-          <w14:textFill>
-            <w14:solidFill>
-              <w14:srgbClr w14:val="9A403E"/>
-            </w14:solidFill>
-          </w14:textFill>
-        </w:rPr>
-        <w:t xml:space="preserve"> меша</w:t>
-      </w:r>
-      <w:r>
-        <w:rPr>
-          <w:outline w:val="0"/>
-          <w:color w:val="99403d"/>
-          <w:rtl w:val="0"/>
-          <w:lang w:val="ru-RU"/>
-          <w14:textFill>
-            <w14:solidFill>
-              <w14:srgbClr w14:val="9A403E"/>
-            </w14:solidFill>
-          </w14:textFill>
-        </w:rPr>
-        <w:t>ю</w:t>
-      </w:r>
-      <w:r>
-        <w:rPr>
-          <w:outline w:val="0"/>
-          <w:color w:val="99403d"/>
-          <w:rtl w:val="0"/>
-          <w:lang w:val="ru-RU"/>
-          <w14:textFill>
-            <w14:solidFill>
-              <w14:srgbClr w14:val="9A403E"/>
-            </w14:solidFill>
-          </w14:textFill>
-        </w:rPr>
-        <w:t>т удерживать таблетку</w:t>
-      </w:r>
-      <w:r>
-        <w:rPr>
-          <w:outline w:val="0"/>
-          <w:color w:val="99403d"/>
-          <w:rtl w:val="0"/>
-          <w:lang w:val="ru-RU"/>
-          <w14:textFill>
-            <w14:solidFill>
-              <w14:srgbClr w14:val="9A403E"/>
-            </w14:solidFill>
-          </w14:textFill>
-        </w:rPr>
-        <w:t xml:space="preserve"> (</w:t>
-      </w:r>
-      <w:r>
-        <w:rPr>
-          <w:outline w:val="0"/>
-          <w:color w:val="99403d"/>
-          <w:rtl w:val="0"/>
-          <w:lang w:val="ru-RU"/>
-          <w14:textFill>
-            <w14:solidFill>
-              <w14:srgbClr w14:val="9A403E"/>
-            </w14:solidFill>
-          </w14:textFill>
-        </w:rPr>
-        <w:t>перефразировать</w:t>
-      </w:r>
-      <w:r>
-        <w:rPr>
-          <w:outline w:val="0"/>
-          <w:color w:val="99403d"/>
-          <w:rtl w:val="0"/>
-          <w:lang w:val="ru-RU"/>
-          <w14:textFill>
-            <w14:solidFill>
-              <w14:srgbClr w14:val="9A403E"/>
-            </w14:solidFill>
-          </w14:textFill>
-        </w:rPr>
-        <w:t>?)</w:t>
-      </w:r>
-      <w:r>
-        <w:rPr>
-          <w:rtl w:val="0"/>
-          <w:lang w:val="ru-RU"/>
-        </w:rPr>
-        <w:t xml:space="preserve">, </w:t>
-      </w:r>
-      <w:r>
-        <w:rPr>
-          <w:rtl w:val="0"/>
-          <w:lang w:val="ru-RU"/>
-        </w:rPr>
-        <w:t>этот вопрос обязательно обсуждают с врачом для подбора времени приёма или лекарственной формы</w:t>
-      </w:r>
-      <w:r>
-        <w:rPr>
-          <w:rtl w:val="0"/>
-          <w:lang w:val="ru-RU"/>
-        </w:rPr>
-        <w:t>.</w:t>
+        <w:t>При выраженном токсикозе, если рвотные позывы мешают удерживать таблетку, этот вопрос обязательно обсуждают с врачом для подбора времени приёма или лекарственной формы.</w:t>
       </w:r>
     </w:p>
     <w:p>
@@ -7587,21 +7320,19 @@
           <w:rtl w:val="0"/>
           <w:lang w:val="ru-RU"/>
         </w:rPr>
-        <w:t xml:space="preserve"> Самое просто решение для получения йода из пищи </w:t>
-      </w:r>
-      <w:r>
-        <w:rPr>
-          <w:rtl w:val="0"/>
-          <w:lang w:val="ru-RU"/>
-        </w:rPr>
-        <w:t xml:space="preserve">- </w:t>
-      </w:r>
-      <w:r>
-        <w:rPr>
-          <w:rtl w:val="0"/>
-          <w:lang w:val="ru-RU"/>
-        </w:rPr>
-        <w:t>заменить</w:t>
+        <w:t xml:space="preserve"> Самое простое решение для получения йода из пищи — заменить</w:t>
+      </w:r>
+      <w:r>
+        <w:rPr>
+          <w:rtl w:val="0"/>
+          <w:lang w:val="ru-RU"/>
+        </w:rPr>
+      </w:r>
+      <w:r>
+        <w:rPr>
+          <w:rtl w:val="0"/>
+          <w:lang w:val="ru-RU"/>
+        </w:rPr>
       </w:r>
       <w:r>
         <w:rPr>
@@ -7636,7 +7367,7 @@
           <w:rtl w:val="0"/>
           <w:lang w:val="ru-RU"/>
         </w:rPr>
-        <w:t>прежний умеренный объём её потребления</w:t>
+        <w:t>прежний умеренный объём её потребления.</w:t>
       </w:r>
     </w:p>
     <w:p>
@@ -14988,70 +14719,62 @@
           <w:rtl w:val="0"/>
           <w:lang w:val="ru-RU"/>
         </w:rPr>
-        <w:t>Лабораторные анализиы</w:t>
-      </w:r>
-      <w:r>
-        <w:rPr>
-          <w:rtl w:val="0"/>
-          <w:lang w:val="ru-RU"/>
-        </w:rPr>
-        <w:t xml:space="preserve">: </w:t>
+        <w:t>Лабораторные анализы: для оценки резервов витамина D в организме сдаётся</w:t>
+      </w:r>
+      <w:r>
+        <w:rPr>
+          <w:rtl w:val="0"/>
+          <w:lang w:val="ru-RU"/>
+        </w:rPr>
       </w:r>
       <w:r>
         <w:rPr>
           <w:rtl w:val="0"/>
           <w:lang w:val="en-US"/>
         </w:rPr>
-        <w:t xml:space="preserve">Для оценки резервов </w:t>
-      </w:r>
-      <w:r>
-        <w:rPr>
-          <w:rtl w:val="0"/>
-          <w:lang w:val="ru-RU"/>
-        </w:rPr>
-        <w:t xml:space="preserve">витамина </w:t>
+      </w:r>
+      <w:r>
+        <w:rPr>
+          <w:rtl w:val="0"/>
+          <w:lang w:val="ru-RU"/>
+        </w:rPr>
       </w:r>
       <w:r>
         <w:rPr>
           <w:rtl w:val="0"/>
           <w:lang w:val="en-US"/>
         </w:rPr>
-        <w:t xml:space="preserve">D </w:t>
-      </w:r>
-      <w:r>
-        <w:rPr>
-          <w:rtl w:val="0"/>
-          <w:lang w:val="ru-RU"/>
-        </w:rPr>
-        <w:t xml:space="preserve">в </w:t>
+      </w:r>
+      <w:r>
+        <w:rPr>
+          <w:rtl w:val="0"/>
+          <w:lang w:val="ru-RU"/>
+        </w:rPr>
       </w:r>
       <w:r>
         <w:rPr>
           <w:rtl w:val="0"/>
           <w:lang w:val="en-US"/>
         </w:rPr>
-        <w:t>организм</w:t>
-      </w:r>
-      <w:r>
-        <w:rPr>
-          <w:rtl w:val="0"/>
-          <w:lang w:val="ru-RU"/>
-        </w:rPr>
-        <w:t>е</w:t>
-      </w:r>
-      <w:r>
-        <w:rPr>
-          <w:rtl w:val="0"/>
-          <w:lang w:val="ru-RU"/>
-        </w:rPr>
-        <w:t xml:space="preserve">, </w:t>
+      </w:r>
+      <w:r>
+        <w:rPr>
+          <w:rtl w:val="0"/>
+          <w:lang w:val="ru-RU"/>
+        </w:rPr>
+      </w:r>
+      <w:r>
+        <w:rPr>
+          <w:rtl w:val="0"/>
+          <w:lang w:val="ru-RU"/>
+        </w:rPr>
       </w:r>
       <w:r>
         <w:rPr>
           <w:rtl w:val="0"/>
           <w:lang w:val="en-US"/>
         </w:rPr>
-        <w:t xml:space="preserve">сдается анализ крови на </w:t>
+        <w:t xml:space="preserve"> анализ крови на </w:t>
       </w:r>
       <w:r>
         <w:rPr>
@@ -42173,7 +41896,7 @@
           <w:rtl w:val="0"/>
           <w:lang w:val="ru-RU"/>
         </w:rPr>
-        <w:t>Обратите внимание</w:t>
+        <w:t>Обратите внимание: стандартный</w:t>
       </w:r>
       <w:r>
         <w:rPr>
@@ -42182,7 +41905,6 @@
           <w:rtl w:val="0"/>
           <w:lang w:val="ru-RU"/>
         </w:rPr>
-        <w:t>:</w:t>
       </w:r>
       <w:r>
         <w:rPr>
@@ -42191,7 +41913,6 @@
           <w:rtl w:val="0"/>
           <w:lang w:val="ru-RU"/>
         </w:rPr>
-        <w:t>с</w:t>
       </w:r>
       <w:r>
         <w:rPr>
@@ -42200,7 +41921,7 @@
           <w:rtl w:val="0"/>
           <w:lang w:val="ru-RU"/>
         </w:rPr>
-        <w:t xml:space="preserve">тандартный «Регидрон» имеет довольно высокую осмолярность </w:t>
+        <w:t xml:space="preserve"> «Регидрон» имеет довольно высокую осмолярность </w:t>
       </w:r>
       <w:r>
         <w:rPr>
